--- a/00-首页/题组Word/第一轮·综合套卷/第一轮综合卷12-教师版.docx
+++ b/00-首页/题组Word/第一轮·综合套卷/第一轮综合卷12-教师版.docx
@@ -527,68 +527,18 @@
     </w:p>
     <w:p>
       <w:pPr>
+        <w:spacing w:before="160" w:after="80"/>
+      </w:pPr>
+      <w:r>
+        <w:pict>
+          <v:rect style="width:0;height:1.5pt" o:hralign="center" o:hrstd="t" o:hr="t"/>
+        </w:pict>
+      </w:r>
+    </w:p>
+    <w:p>
+      <w:pPr>
         <w:pStyle w:val="FirstParagraph"/>
       </w:pPr>
-      <w:r>
-        <w:rPr>
-          <w:rFonts w:ascii="Times New Roman" w:hAnsi="Times New Roman" w:eastAsia="Times New Roman" w:cs="Times New Roman"/>
-        </w:rPr>
-        <w:t xml:space="preserve">used_in:</w:t>
-      </w:r>
-      <w:r>
-        <w:rPr>
-          <w:rFonts w:ascii="Times New Roman" w:hAnsi="Times New Roman" w:eastAsia="Times New Roman" w:cs="Times New Roman"/>
-        </w:rPr>
-        <w:t xml:space="preserve"> </w:t>
-      </w:r>
-      <w:r>
-        <w:rPr>
-          <w:rFonts w:hint="eastAsia" w:ascii="Times New Roman" w:hAnsi="Times New Roman" w:eastAsia="Times New Roman" w:cs="Times New Roman"/>
-        </w:rPr>
-        <w:t>“</w:t>
-      </w:r>
-      <w:r>
-        <w:rPr>
-          <w:rFonts w:hint="eastAsia" w:ascii="Times New Roman" w:hAnsi="Times New Roman" w:eastAsia="FangSong" w:cs="Times New Roman"/>
-        </w:rPr>
-        <w:t>第二轮习题集</w:t>
-      </w:r>
-      <w:r>
-        <w:rPr>
-          <w:rFonts w:hint="eastAsia" w:ascii="Times New Roman" w:hAnsi="Times New Roman" w:eastAsia="Times New Roman" w:cs="Times New Roman"/>
-        </w:rPr>
-        <w:t>-</w:t>
-      </w:r>
-      <w:r>
-        <w:rPr>
-          <w:rFonts w:hint="eastAsia" w:ascii="Times New Roman" w:hAnsi="Times New Roman" w:eastAsia="FangSong" w:cs="Times New Roman"/>
-        </w:rPr>
-        <w:t>结构化学一</w:t>
-      </w:r>
-      <w:r>
-        <w:rPr>
-          <w:rFonts w:hint="eastAsia" w:ascii="Times New Roman" w:hAnsi="Times New Roman" w:eastAsia="Times New Roman" w:cs="Times New Roman"/>
-        </w:rPr>
-        <w:t>”</w:t>
-      </w:r>
-      <w:r>
-        <w:rPr>
-          <w:rFonts w:ascii="Times New Roman" w:hAnsi="Times New Roman" w:eastAsia="Times New Roman" w:cs="Times New Roman"/>
-        </w:rPr>
-        <w:t xml:space="preserve"> </w:t>
-      </w:r>
-      <w:r>
-        <w:rPr>
-          <w:rFonts w:ascii="Times New Roman" w:hAnsi="Times New Roman" w:eastAsia="Times New Roman" w:cs="Times New Roman"/>
-        </w:rPr>
-        <w:t xml:space="preserve">___</w:t>
-      </w:r>
-      <w:r>
-        <w:rPr>
-          <w:rFonts w:ascii="Times New Roman" w:hAnsi="Times New Roman" w:eastAsia="Times New Roman" w:cs="Times New Roman"/>
-        </w:rPr>
-        <w:t xml:space="preserve"> </w:t>
-      </w:r>
       <w:r>
         <w:rPr>
           <w:rFonts w:hint="eastAsia" w:ascii="Times New Roman" w:hAnsi="Times New Roman" w:eastAsia="FangSong" w:cs="Times New Roman"/>
@@ -11039,7 +10989,7 @@
         <w:rPr>
           <w:rFonts w:ascii="Times New Roman" w:hAnsi="Times New Roman" w:eastAsia="Times New Roman" w:cs="Times New Roman"/>
         </w:rPr>
-        <w:t xml:space="preserve">/&gt; </w:t>
+        <w:t xml:space="preserve"> </w:t>
       </w:r>
       <w:r>
         <w:rPr>
@@ -16352,30 +16302,6 @@
       <w:pPr>
         <w:pStyle w:val="FirstParagraph"/>
       </w:pPr>
-      <w:r>
-        <w:rPr>
-          <w:rFonts w:hint="eastAsia" w:ascii="Times New Roman" w:hAnsi="Times New Roman" w:eastAsia="Times New Roman" w:cs="Times New Roman"/>
-        </w:rPr>
-        <w:t>【</w:t>
-      </w:r>
-      <w:r>
-        <w:rPr>
-          <w:rFonts w:hint="eastAsia" w:ascii="Times New Roman" w:hAnsi="Times New Roman" w:eastAsia="FangSong" w:cs="Times New Roman"/>
-        </w:rPr>
-        <w:t>例</w:t>
-      </w:r>
-      <w:r>
-        <w:rPr>
-          <w:rFonts w:ascii="Times New Roman" w:hAnsi="Times New Roman" w:eastAsia="Times New Roman" w:cs="Times New Roman"/>
-        </w:rPr>
-        <w:t xml:space="preserve"> </w:t>
-      </w:r>
-      <w:r>
-        <w:rPr>
-          <w:rFonts w:hint="eastAsia" w:ascii="Times New Roman" w:hAnsi="Times New Roman" w:eastAsia="Times New Roman" w:cs="Times New Roman"/>
-        </w:rPr>
-        <w:t>16】</w:t>
-      </w:r>
       <w:r>
         <w:rPr>
           <w:rFonts w:hint="eastAsia" w:ascii="Times New Roman" w:hAnsi="Times New Roman" w:eastAsia="FangSong" w:cs="Times New Roman"/>
@@ -20589,30 +20515,6 @@
       </w:pPr>
       <w:r>
         <w:rPr>
-          <w:rFonts w:hint="eastAsia" w:ascii="Times New Roman" w:hAnsi="Times New Roman" w:eastAsia="Times New Roman" w:cs="Times New Roman"/>
-        </w:rPr>
-        <w:t>【</w:t>
-      </w:r>
-      <w:r>
-        <w:rPr>
-          <w:rFonts w:hint="eastAsia" w:ascii="Times New Roman" w:hAnsi="Times New Roman" w:eastAsia="FangSong" w:cs="Times New Roman"/>
-        </w:rPr>
-        <w:t>例</w:t>
-      </w:r>
-      <w:r>
-        <w:rPr>
-          <w:rFonts w:ascii="Times New Roman" w:hAnsi="Times New Roman" w:eastAsia="Times New Roman" w:cs="Times New Roman"/>
-        </w:rPr>
-        <w:t xml:space="preserve"> </w:t>
-      </w:r>
-      <w:r>
-        <w:rPr>
-          <w:rFonts w:hint="eastAsia" w:ascii="Times New Roman" w:hAnsi="Times New Roman" w:eastAsia="Times New Roman" w:cs="Times New Roman"/>
-        </w:rPr>
-        <w:t>17】</w:t>
-      </w:r>
-      <w:r>
-        <w:rPr>
           <w:rFonts w:hint="eastAsia" w:ascii="Times New Roman" w:hAnsi="Times New Roman" w:eastAsia="FangSong" w:cs="Times New Roman"/>
         </w:rPr>
         <w:t>六配位</w:t>
@@ -23513,33 +23415,9 @@
       </w:pPr>
       <w:r>
         <w:rPr>
-          <w:rFonts w:hint="eastAsia" w:ascii="Times New Roman" w:hAnsi="Times New Roman" w:eastAsia="Times New Roman" w:cs="Times New Roman"/>
-        </w:rPr>
-        <w:t>【</w:t>
-      </w:r>
-      <w:r>
-        <w:rPr>
-          <w:rFonts w:hint="eastAsia" w:ascii="Times New Roman" w:hAnsi="Times New Roman" w:eastAsia="FangSong" w:cs="Times New Roman"/>
-        </w:rPr>
-        <w:t>例</w:t>
-      </w:r>
-      <w:r>
-        <w:rPr>
-          <w:rFonts w:ascii="Times New Roman" w:hAnsi="Times New Roman" w:eastAsia="Times New Roman" w:cs="Times New Roman"/>
-        </w:rPr>
-        <w:t xml:space="preserve"> </w:t>
-      </w:r>
-      <w:r>
-        <w:rPr>
-          <w:rFonts w:hint="eastAsia" w:ascii="Times New Roman" w:hAnsi="Times New Roman" w:eastAsia="Times New Roman" w:cs="Times New Roman"/>
-        </w:rPr>
-        <w:t>18】</w:t>
-      </w:r>
-      <w:r>
-        <w:rPr>
-          <w:rFonts w:hint="eastAsia" w:ascii="Times New Roman" w:hAnsi="Times New Roman" w:eastAsia="FangSong" w:cs="Times New Roman"/>
-        </w:rPr>
-        <w:t>化合物</w:t>
+          <w:rFonts w:hint="eastAsia" w:ascii="Times New Roman" w:hAnsi="Times New Roman" w:eastAsia="FangSong" w:cs="Times New Roman"/>
+        </w:rPr>
+        <w:t xml:space="preserve">化合物</w:t>
       </w:r>
       <w:r>
         <w:rPr>
@@ -26280,25 +26158,7 @@
         <w:rPr>
           <w:rFonts w:hint="eastAsia" w:ascii="Times New Roman" w:hAnsi="Times New Roman" w:eastAsia="Times New Roman" w:cs="Times New Roman"/>
         </w:rPr>
-        <w:t>【</w:t>
-      </w:r>
-      <w:r>
-        <w:rPr>
-          <w:rFonts w:hint="eastAsia" w:ascii="Times New Roman" w:hAnsi="Times New Roman" w:eastAsia="FangSong" w:cs="Times New Roman"/>
-        </w:rPr>
-        <w:t>例</w:t>
-      </w:r>
-      <w:r>
-        <w:rPr>
-          <w:rFonts w:ascii="Times New Roman" w:hAnsi="Times New Roman" w:eastAsia="Times New Roman" w:cs="Times New Roman"/>
-        </w:rPr>
-        <w:t xml:space="preserve"> </w:t>
-      </w:r>
-      <w:r>
-        <w:rPr>
-          <w:rFonts w:hint="eastAsia" w:ascii="Times New Roman" w:hAnsi="Times New Roman" w:eastAsia="Times New Roman" w:cs="Times New Roman"/>
-        </w:rPr>
-        <w:t xml:space="preserve">19】（1)</w:t>
+        <w:t xml:space="preserve">（1)</w:t>
       </w:r>
       <w:r>
         <w:rPr>
@@ -36373,30 +36233,6 @@
       <w:pPr>
         <w:pStyle w:val="FirstParagraph"/>
       </w:pPr>
-      <w:r>
-        <w:rPr>
-          <w:rFonts w:hint="eastAsia" w:ascii="Times New Roman" w:hAnsi="Times New Roman" w:eastAsia="Times New Roman" w:cs="Times New Roman"/>
-        </w:rPr>
-        <w:t>【</w:t>
-      </w:r>
-      <w:r>
-        <w:rPr>
-          <w:rFonts w:hint="eastAsia" w:ascii="Times New Roman" w:hAnsi="Times New Roman" w:eastAsia="FangSong" w:cs="Times New Roman"/>
-        </w:rPr>
-        <w:t>例</w:t>
-      </w:r>
-      <w:r>
-        <w:rPr>
-          <w:rFonts w:ascii="Times New Roman" w:hAnsi="Times New Roman" w:eastAsia="Times New Roman" w:cs="Times New Roman"/>
-        </w:rPr>
-        <w:t xml:space="preserve"> </w:t>
-      </w:r>
-      <w:r>
-        <w:rPr>
-          <w:rFonts w:hint="eastAsia" w:ascii="Times New Roman" w:hAnsi="Times New Roman" w:eastAsia="Times New Roman" w:cs="Times New Roman"/>
-        </w:rPr>
-        <w:t>2】</w:t>
-      </w:r>
       <w:r>
         <w:rPr>
           <w:rFonts w:hint="eastAsia" w:ascii="Times New Roman" w:hAnsi="Times New Roman" w:eastAsia="FangSong" w:cs="Times New Roman"/>
@@ -51182,19 +51018,7 @@
         <w:rPr>
           <w:rFonts w:hint="eastAsia" w:ascii="Times New Roman" w:hAnsi="Times New Roman" w:eastAsia="Times New Roman" w:cs="Times New Roman"/>
         </w:rPr>
-        <w:t>【</w:t>
-      </w:r>
-      <w:r>
-        <w:rPr>
-          <w:rFonts w:hint="eastAsia" w:ascii="Times New Roman" w:hAnsi="Times New Roman" w:eastAsia="FangSong" w:cs="Times New Roman"/>
-        </w:rPr>
-        <w:t>例</w:t>
-      </w:r>
-      <w:r>
-        <w:rPr>
-          <w:rFonts w:hint="eastAsia" w:ascii="Times New Roman" w:hAnsi="Times New Roman" w:eastAsia="Times New Roman" w:cs="Times New Roman"/>
-        </w:rPr>
-        <w:t>2】（2004</w:t>
+        <w:t xml:space="preserve">（2004</w:t>
       </w:r>
       <w:r>
         <w:rPr>
